--- a/specs/VersariteViewer_Developer_Specification_v1.4.docx
+++ b/specs/VersariteViewer_Developer_Specification_v1.4.docx
@@ -23402,7 +23402,7 @@
         <w:rPr>
           <w:rStyle w:val="VerbatimChar"/>
         </w:rPr>
-        <w:t xml:space="preserve">VersariteViewerLab.lpi</w:t>
+        <w:t xml:space="preserve">VersariteImageLab.lpi</w:t>
       </w:r>
       <w:r>
         <w:t xml:space="preserve"> </w:t>
